--- a/sample-documents/07-life-insurance-product-basics.docx
+++ b/sample-documents/07-life-insurance-product-basics.docx
@@ -4,7 +4,7 @@
   <w:body>
     <w:p>
       <w:r>
-        <w:t>Life Insurance Product Basics. Business area: Insurance. Audience: Customer. Content owner: Unassigned. Last reviewed age days: 80. Educational content for life insurance policies, beneficiaries, and common forms.</w:t>
+        <w:t>Life Insurance Product Basics. Business area: Insurance. Audience: Customer. Content owner: Unassigned. Author: Sample Author 06. Language: Portuguese. Country of origin: Brazil. Sentiment: Positive. Approval status: Approved. Last reviewed age days: 80. Apresenta conceitos de seguro de vida, beneficiarios e formularios comuns. Exemplos simples ajudam familias a comparar opcoes com confianca.</w:t>
       </w:r>
     </w:p>
   </w:body>
